--- a/Kasib/Kasib_Cassim_CV_GTM_Engineer.docx
+++ b/Kasib/Kasib_Cassim_CV_GTM_Engineer.docx
@@ -60,7 +60,7 @@
         </w:rPr>
         <w:t xml:space="preserve">  |  </w:t>
       </w:r>
-      <w:hyperlink w:history="1" r:id="rId64hn36lyt8yduv5jzurtt">
+      <w:hyperlink w:history="1" r:id="rIdilvyu-5y9ng65tsytgzen">
         <w:r>
           <w:rPr>
             <w:rFonts w:ascii="Calibri" w:cs="Calibri" w:eastAsia="Calibri" w:hAnsi="Calibri"/>
@@ -86,10 +86,8 @@
           <w:color w:val="1A1A1A"/>
           <w:sz w:val="20"/>
           <w:szCs w:val="20"/>
-          <w:highlight w:val="yellow"/>
-          <w:highlightCs w:val="yellow"/>
-        </w:rPr>
-        <w:t xml:space="preserve">+971 56 406 165</w:t>
+        </w:rPr>
+        <w:t xml:space="preserve">+971 56 540 6165</w:t>
       </w:r>
     </w:p>
     <w:p>
@@ -97,7 +95,7 @@
         <w:spacing w:after="40"/>
         <w:jc w:val="center"/>
       </w:pPr>
-      <w:hyperlink w:history="1" r:id="rIdqzrsldg89wybyfybdemii">
+      <w:hyperlink w:history="1" r:id="rIdhdxdzwdmtnzt9vc1ad2ft">
         <w:r>
           <w:rPr>
             <w:rFonts w:ascii="Calibri" w:cs="Calibri" w:eastAsia="Calibri" w:hAnsi="Calibri"/>

--- a/Kasib/Kasib_Cassim_CV_GTM_Engineer.docx
+++ b/Kasib/Kasib_Cassim_CV_GTM_Engineer.docx
@@ -60,7 +60,7 @@
         </w:rPr>
         <w:t xml:space="preserve">  |  </w:t>
       </w:r>
-      <w:hyperlink w:history="1" r:id="rIdilvyu-5y9ng65tsytgzen">
+      <w:hyperlink w:history="1" r:id="rId5eglhqre8jptgqmpcxwj4">
         <w:r>
           <w:rPr>
             <w:rFonts w:ascii="Calibri" w:cs="Calibri" w:eastAsia="Calibri" w:hAnsi="Calibri"/>
@@ -95,7 +95,7 @@
         <w:spacing w:after="40"/>
         <w:jc w:val="center"/>
       </w:pPr>
-      <w:hyperlink w:history="1" r:id="rIdhdxdzwdmtnzt9vc1ad2ft">
+      <w:hyperlink w:history="1" r:id="rIdatduwlbgysrqjb_m53xgr">
         <w:r>
           <w:rPr>
             <w:rFonts w:ascii="Calibri" w:cs="Calibri" w:eastAsia="Calibri" w:hAnsi="Calibri"/>
@@ -322,24 +322,6 @@
           <w:szCs w:val="20"/>
         </w:rPr>
         <w:t xml:space="preserve">: multi-segment outbound for UAE entry, from ICP signals to pipeline reporting.</w:t>
-      </w:r>
-    </w:p>
-    <w:p>
-      <w:pPr>
-        <w:spacing w:after="0" w:before="20"/>
-      </w:pPr>
-      <w:r>
-        <w:rPr>
-          <w:rFonts w:ascii="Calibri" w:cs="Calibri" w:eastAsia="Calibri" w:hAnsi="Calibri"/>
-          <w:i/>
-          <w:iCs/>
-          <w:color w:val="1A1A1A"/>
-          <w:sz w:val="20"/>
-          <w:szCs w:val="20"/>
-          <w:highlight w:val="yellow"/>
-          <w:highlightCs w:val="yellow"/>
-        </w:rPr>
-        <w:t xml:space="preserve">Write-up and demos: [add link]</w:t>
       </w:r>
     </w:p>
     <w:p>
